--- a/Backend/data/templates/mau-don-de-nghi-cong-nhan-van-bang.docx
+++ b/Backend/data/templates/mau-don-de-nghi-cong-nhan-van-bang.docx
@@ -4,30 +4,506 @@
   <w:body>
     <w:p>
       <w:pPr>
+        <w:spacing w:before="0" w:after="0"/>
         <w:jc w:val="center"/>
       </w:pPr>
       <w:r>
         <w:rPr>
+          <w:rFonts w:ascii="Times New Roman" w:hAnsi="Times New Roman"/>
+          <w:rFonts w:ascii="Times New Roman" w:hAnsi="Times New Roman"/>
           <w:b/>
-          <w:sz w:val="28"/>
+          <w:i w:val="0"/>
+          <w:sz w:val="26"/>
+          <w:u w:val="none"/>
         </w:rPr>
-        <w:t>ĐƠN ĐỀ NGHỊ CÔNG NHẬN VĂN BẰNG DO CƠ SỞ GIÁO DỤC NƯỚC NGOÀI CẤP</w:t>
+        <w:t>CỘNG HOÀ XÃ HỘI CHỦ NGHĨA VIỆT NAM</w:t>
       </w:r>
     </w:p>
     <w:p>
       <w:pPr>
+        <w:spacing w:before="0" w:after="40"/>
         <w:jc w:val="center"/>
       </w:pPr>
       <w:r>
         <w:rPr>
-          <w:i/>
-          <w:color w:val="444444"/>
-          <w:sz w:val="20"/>
+          <w:rFonts w:ascii="Times New Roman" w:hAnsi="Times New Roman"/>
+          <w:rFonts w:ascii="Times New Roman" w:hAnsi="Times New Roman"/>
+          <w:b w:val="0"/>
+          <w:i w:val="0"/>
+          <w:sz w:val="24"/>
+          <w:u w:val="none"/>
         </w:rPr>
-        <w:t>(Kèm theo Thông tư số 26/2021/TT-BGDĐT)</w:t>
+        <w:t>Độc lập - Tự do - Hạnh phúc</w:t>
       </w:r>
     </w:p>
-    <w:p/>
+    <w:p>
+      <w:pPr>
+        <w:spacing w:before="0" w:after="200"/>
+        <w:jc w:val="center"/>
+      </w:pPr>
+      <w:r>
+        <w:t>─────────────────────</w:t>
+      </w:r>
+    </w:p>
+    <w:p>
+      <w:pPr>
+        <w:spacing w:before="0" w:after="40"/>
+        <w:jc w:val="center"/>
+      </w:pPr>
+      <w:r>
+        <w:rPr>
+          <w:rFonts w:ascii="Times New Roman" w:hAnsi="Times New Roman"/>
+          <w:rFonts w:ascii="Times New Roman" w:hAnsi="Times New Roman"/>
+          <w:b/>
+          <w:i w:val="0"/>
+          <w:sz w:val="28"/>
+          <w:u w:val="none"/>
+        </w:rPr>
+        <w:t>ĐƠN ĐỀ NGHỊ CÔNG NHẬN VĂN BẰNG</w:t>
+      </w:r>
+    </w:p>
+    <w:p>
+      <w:pPr>
+        <w:spacing w:before="0" w:after="280"/>
+        <w:jc w:val="center"/>
+      </w:pPr>
+      <w:r>
+        <w:rPr>
+          <w:rFonts w:ascii="Times New Roman" w:hAnsi="Times New Roman"/>
+          <w:rFonts w:ascii="Times New Roman" w:hAnsi="Times New Roman"/>
+          <w:b w:val="0"/>
+          <w:i/>
+          <w:sz w:val="22"/>
+          <w:u w:val="none"/>
+        </w:rPr>
+        <w:t>(Do cơ sở giáo dục nước ngoài cấp - Thông tư số 26/2021/TT-BGDĐT)</w:t>
+      </w:r>
+    </w:p>
+    <w:p>
+      <w:pPr>
+        <w:spacing w:before="0" w:after="200"/>
+        <w:jc w:val="left"/>
+      </w:pPr>
+      <w:r>
+        <w:rPr>
+          <w:rFonts w:ascii="Times New Roman" w:hAnsi="Times New Roman"/>
+          <w:rFonts w:ascii="Times New Roman" w:hAnsi="Times New Roman"/>
+          <w:b w:val="0"/>
+          <w:i w:val="0"/>
+          <w:sz w:val="24"/>
+          <w:u w:val="none"/>
+        </w:rPr>
+        <w:t>Kính gửi: .........................................................................</w:t>
+      </w:r>
+    </w:p>
+    <w:p>
+      <w:pPr>
+        <w:spacing w:before="0" w:after="80"/>
+        <w:jc w:val="left"/>
+      </w:pPr>
+      <w:r>
+        <w:rPr>
+          <w:rFonts w:ascii="Times New Roman" w:hAnsi="Times New Roman"/>
+          <w:rFonts w:ascii="Times New Roman" w:hAnsi="Times New Roman"/>
+          <w:b/>
+          <w:i w:val="0"/>
+          <w:sz w:val="24"/>
+          <w:u w:val="none"/>
+        </w:rPr>
+        <w:t>I. THÔNG TIN CÁ NHÂN</w:t>
+      </w:r>
+    </w:p>
+    <w:p>
+      <w:pPr>
+        <w:spacing w:after="80"/>
+        <w:jc w:val="left"/>
+      </w:pPr>
+      <w:r>
+        <w:rPr>
+          <w:rFonts w:ascii="Times New Roman" w:hAnsi="Times New Roman"/>
+          <w:rFonts w:ascii="Times New Roman" w:hAnsi="Times New Roman"/>
+          <w:b w:val="0"/>
+          <w:i w:val="0"/>
+          <w:sz w:val="24"/>
+          <w:u w:val="none"/>
+        </w:rPr>
+        <w:t xml:space="preserve">Họ và tên (chữ in hoa): </w:t>
+      </w:r>
+      <w:r>
+        <w:rPr>
+          <w:rFonts w:ascii="Times New Roman" w:hAnsi="Times New Roman"/>
+          <w:rFonts w:ascii="Times New Roman" w:hAnsi="Times New Roman"/>
+          <w:b w:val="0"/>
+          <w:i w:val="0"/>
+          <w:sz w:val="24"/>
+          <w:u w:val="single"/>
+        </w:rPr>
+        <w:t>{{ho_ten}}</w:t>
+      </w:r>
+    </w:p>
+    <w:p>
+      <w:pPr>
+        <w:spacing w:after="80"/>
+        <w:jc w:val="left"/>
+      </w:pPr>
+      <w:r>
+        <w:rPr>
+          <w:rFonts w:ascii="Times New Roman" w:hAnsi="Times New Roman"/>
+          <w:rFonts w:ascii="Times New Roman" w:hAnsi="Times New Roman"/>
+          <w:b w:val="0"/>
+          <w:i w:val="0"/>
+          <w:sz w:val="24"/>
+          <w:u w:val="none"/>
+        </w:rPr>
+        <w:t xml:space="preserve">Ngày, tháng, năm sinh: </w:t>
+      </w:r>
+      <w:r>
+        <w:rPr>
+          <w:rFonts w:ascii="Times New Roman" w:hAnsi="Times New Roman"/>
+          <w:rFonts w:ascii="Times New Roman" w:hAnsi="Times New Roman"/>
+          <w:b w:val="0"/>
+          <w:i w:val="0"/>
+          <w:sz w:val="24"/>
+          <w:u w:val="single"/>
+        </w:rPr>
+        <w:t xml:space="preserve">{{ngay_sinh}}        </w:t>
+      </w:r>
+      <w:r>
+        <w:rPr>
+          <w:rFonts w:ascii="Times New Roman" w:hAnsi="Times New Roman"/>
+          <w:rFonts w:ascii="Times New Roman" w:hAnsi="Times New Roman"/>
+          <w:b w:val="0"/>
+          <w:i w:val="0"/>
+          <w:sz w:val="24"/>
+          <w:u w:val="none"/>
+        </w:rPr>
+        <w:t xml:space="preserve">Giới tính: </w:t>
+      </w:r>
+      <w:r>
+        <w:rPr>
+          <w:rFonts w:ascii="Times New Roman" w:hAnsi="Times New Roman"/>
+          <w:rFonts w:ascii="Times New Roman" w:hAnsi="Times New Roman"/>
+          <w:b w:val="0"/>
+          <w:i w:val="0"/>
+          <w:sz w:val="24"/>
+          <w:u w:val="single"/>
+        </w:rPr>
+        <w:t>{{gioi_tinh}}</w:t>
+      </w:r>
+    </w:p>
+    <w:p>
+      <w:pPr>
+        <w:spacing w:after="80"/>
+        <w:jc w:val="left"/>
+      </w:pPr>
+      <w:r>
+        <w:rPr>
+          <w:rFonts w:ascii="Times New Roman" w:hAnsi="Times New Roman"/>
+          <w:rFonts w:ascii="Times New Roman" w:hAnsi="Times New Roman"/>
+          <w:b w:val="0"/>
+          <w:i w:val="0"/>
+          <w:sz w:val="24"/>
+          <w:u w:val="none"/>
+        </w:rPr>
+        <w:t xml:space="preserve">Quốc tịch: </w:t>
+      </w:r>
+      <w:r>
+        <w:rPr>
+          <w:rFonts w:ascii="Times New Roman" w:hAnsi="Times New Roman"/>
+          <w:rFonts w:ascii="Times New Roman" w:hAnsi="Times New Roman"/>
+          <w:b w:val="0"/>
+          <w:i w:val="0"/>
+          <w:sz w:val="24"/>
+          <w:u w:val="single"/>
+        </w:rPr>
+        <w:t xml:space="preserve">{{quoc_tich}}        </w:t>
+      </w:r>
+      <w:r>
+        <w:rPr>
+          <w:rFonts w:ascii="Times New Roman" w:hAnsi="Times New Roman"/>
+          <w:rFonts w:ascii="Times New Roman" w:hAnsi="Times New Roman"/>
+          <w:b w:val="0"/>
+          <w:i w:val="0"/>
+          <w:sz w:val="24"/>
+          <w:u w:val="none"/>
+        </w:rPr>
+        <w:t xml:space="preserve">Số CCCD/Hộ chiếu: </w:t>
+      </w:r>
+      <w:r>
+        <w:rPr>
+          <w:rFonts w:ascii="Times New Roman" w:hAnsi="Times New Roman"/>
+          <w:rFonts w:ascii="Times New Roman" w:hAnsi="Times New Roman"/>
+          <w:b w:val="0"/>
+          <w:i w:val="0"/>
+          <w:sz w:val="24"/>
+          <w:u w:val="single"/>
+        </w:rPr>
+        <w:t>{{cccd_ho_chieu}}</w:t>
+      </w:r>
+    </w:p>
+    <w:p>
+      <w:pPr>
+        <w:spacing w:after="80"/>
+        <w:jc w:val="left"/>
+      </w:pPr>
+      <w:r>
+        <w:rPr>
+          <w:rFonts w:ascii="Times New Roman" w:hAnsi="Times New Roman"/>
+          <w:rFonts w:ascii="Times New Roman" w:hAnsi="Times New Roman"/>
+          <w:b w:val="0"/>
+          <w:i w:val="0"/>
+          <w:sz w:val="24"/>
+          <w:u w:val="none"/>
+        </w:rPr>
+        <w:t xml:space="preserve">Địa chỉ liên lạc: </w:t>
+      </w:r>
+      <w:r>
+        <w:rPr>
+          <w:rFonts w:ascii="Times New Roman" w:hAnsi="Times New Roman"/>
+          <w:rFonts w:ascii="Times New Roman" w:hAnsi="Times New Roman"/>
+          <w:b w:val="0"/>
+          <w:i w:val="0"/>
+          <w:sz w:val="24"/>
+          <w:u w:val="single"/>
+        </w:rPr>
+        <w:t>{{dia_chi_lien_lac}}</w:t>
+      </w:r>
+    </w:p>
+    <w:p>
+      <w:pPr>
+        <w:spacing w:after="80"/>
+        <w:jc w:val="left"/>
+      </w:pPr>
+      <w:r>
+        <w:rPr>
+          <w:rFonts w:ascii="Times New Roman" w:hAnsi="Times New Roman"/>
+          <w:rFonts w:ascii="Times New Roman" w:hAnsi="Times New Roman"/>
+          <w:b w:val="0"/>
+          <w:i w:val="0"/>
+          <w:sz w:val="24"/>
+          <w:u w:val="none"/>
+        </w:rPr>
+        <w:t xml:space="preserve">Số điện thoại: </w:t>
+      </w:r>
+      <w:r>
+        <w:rPr>
+          <w:rFonts w:ascii="Times New Roman" w:hAnsi="Times New Roman"/>
+          <w:rFonts w:ascii="Times New Roman" w:hAnsi="Times New Roman"/>
+          <w:b w:val="0"/>
+          <w:i w:val="0"/>
+          <w:sz w:val="24"/>
+          <w:u w:val="single"/>
+        </w:rPr>
+        <w:t xml:space="preserve">{{so_dien_thoai}}        </w:t>
+      </w:r>
+      <w:r>
+        <w:rPr>
+          <w:rFonts w:ascii="Times New Roman" w:hAnsi="Times New Roman"/>
+          <w:rFonts w:ascii="Times New Roman" w:hAnsi="Times New Roman"/>
+          <w:b w:val="0"/>
+          <w:i w:val="0"/>
+          <w:sz w:val="24"/>
+          <w:u w:val="none"/>
+        </w:rPr>
+        <w:t xml:space="preserve">Email: </w:t>
+      </w:r>
+      <w:r>
+        <w:rPr>
+          <w:rFonts w:ascii="Times New Roman" w:hAnsi="Times New Roman"/>
+          <w:rFonts w:ascii="Times New Roman" w:hAnsi="Times New Roman"/>
+          <w:b w:val="0"/>
+          <w:i w:val="0"/>
+          <w:sz w:val="24"/>
+          <w:u w:val="single"/>
+        </w:rPr>
+        <w:t>{{email}}</w:t>
+      </w:r>
+    </w:p>
+    <w:p>
+      <w:pPr>
+        <w:spacing w:before="0" w:after="80"/>
+        <w:jc w:val="left"/>
+      </w:pPr>
+    </w:p>
+    <w:p>
+      <w:pPr>
+        <w:spacing w:before="0" w:after="80"/>
+        <w:jc w:val="left"/>
+      </w:pPr>
+      <w:r>
+        <w:rPr>
+          <w:rFonts w:ascii="Times New Roman" w:hAnsi="Times New Roman"/>
+          <w:rFonts w:ascii="Times New Roman" w:hAnsi="Times New Roman"/>
+          <w:b/>
+          <w:i w:val="0"/>
+          <w:sz w:val="24"/>
+          <w:u w:val="none"/>
+        </w:rPr>
+        <w:t>II. THÔNG TIN VĂN BẰNG</w:t>
+      </w:r>
+    </w:p>
+    <w:p>
+      <w:pPr>
+        <w:spacing w:after="80"/>
+        <w:jc w:val="left"/>
+      </w:pPr>
+      <w:r>
+        <w:rPr>
+          <w:rFonts w:ascii="Times New Roman" w:hAnsi="Times New Roman"/>
+          <w:rFonts w:ascii="Times New Roman" w:hAnsi="Times New Roman"/>
+          <w:b w:val="0"/>
+          <w:i w:val="0"/>
+          <w:sz w:val="24"/>
+          <w:u w:val="none"/>
+        </w:rPr>
+        <w:t xml:space="preserve">Tên văn bằng đề nghị công nhận: </w:t>
+      </w:r>
+      <w:r>
+        <w:rPr>
+          <w:rFonts w:ascii="Times New Roman" w:hAnsi="Times New Roman"/>
+          <w:rFonts w:ascii="Times New Roman" w:hAnsi="Times New Roman"/>
+          <w:b w:val="0"/>
+          <w:i w:val="0"/>
+          <w:sz w:val="24"/>
+          <w:u w:val="single"/>
+        </w:rPr>
+        <w:t>{{ten_van_bang}}</w:t>
+      </w:r>
+    </w:p>
+    <w:p>
+      <w:pPr>
+        <w:spacing w:after="80"/>
+        <w:jc w:val="left"/>
+      </w:pPr>
+      <w:r>
+        <w:rPr>
+          <w:rFonts w:ascii="Times New Roman" w:hAnsi="Times New Roman"/>
+          <w:rFonts w:ascii="Times New Roman" w:hAnsi="Times New Roman"/>
+          <w:b w:val="0"/>
+          <w:i w:val="0"/>
+          <w:sz w:val="24"/>
+          <w:u w:val="none"/>
+        </w:rPr>
+        <w:t xml:space="preserve">Ngành/Chuyên ngành: </w:t>
+      </w:r>
+      <w:r>
+        <w:rPr>
+          <w:rFonts w:ascii="Times New Roman" w:hAnsi="Times New Roman"/>
+          <w:rFonts w:ascii="Times New Roman" w:hAnsi="Times New Roman"/>
+          <w:b w:val="0"/>
+          <w:i w:val="0"/>
+          <w:sz w:val="24"/>
+          <w:u w:val="single"/>
+        </w:rPr>
+        <w:t>{{nganh_chuyen_nganh}}</w:t>
+      </w:r>
+    </w:p>
+    <w:p>
+      <w:pPr>
+        <w:spacing w:after="80"/>
+        <w:jc w:val="left"/>
+      </w:pPr>
+      <w:r>
+        <w:rPr>
+          <w:rFonts w:ascii="Times New Roman" w:hAnsi="Times New Roman"/>
+          <w:rFonts w:ascii="Times New Roman" w:hAnsi="Times New Roman"/>
+          <w:b w:val="0"/>
+          <w:i w:val="0"/>
+          <w:sz w:val="24"/>
+          <w:u w:val="none"/>
+        </w:rPr>
+        <w:t xml:space="preserve">Tên trường cấp văn bằng: </w:t>
+      </w:r>
+      <w:r>
+        <w:rPr>
+          <w:rFonts w:ascii="Times New Roman" w:hAnsi="Times New Roman"/>
+          <w:rFonts w:ascii="Times New Roman" w:hAnsi="Times New Roman"/>
+          <w:b w:val="0"/>
+          <w:i w:val="0"/>
+          <w:sz w:val="24"/>
+          <w:u w:val="single"/>
+        </w:rPr>
+        <w:t>{{ten_truong}}</w:t>
+      </w:r>
+    </w:p>
+    <w:p>
+      <w:pPr>
+        <w:spacing w:after="80"/>
+        <w:jc w:val="left"/>
+      </w:pPr>
+      <w:r>
+        <w:rPr>
+          <w:rFonts w:ascii="Times New Roman" w:hAnsi="Times New Roman"/>
+          <w:rFonts w:ascii="Times New Roman" w:hAnsi="Times New Roman"/>
+          <w:b w:val="0"/>
+          <w:i w:val="0"/>
+          <w:sz w:val="24"/>
+          <w:u w:val="none"/>
+        </w:rPr>
+        <w:t xml:space="preserve">Nước cấp văn bằng: </w:t>
+      </w:r>
+      <w:r>
+        <w:rPr>
+          <w:rFonts w:ascii="Times New Roman" w:hAnsi="Times New Roman"/>
+          <w:rFonts w:ascii="Times New Roman" w:hAnsi="Times New Roman"/>
+          <w:b w:val="0"/>
+          <w:i w:val="0"/>
+          <w:sz w:val="24"/>
+          <w:u w:val="single"/>
+        </w:rPr>
+        <w:t xml:space="preserve">{{nuoc_cap}}        </w:t>
+      </w:r>
+      <w:r>
+        <w:rPr>
+          <w:rFonts w:ascii="Times New Roman" w:hAnsi="Times New Roman"/>
+          <w:rFonts w:ascii="Times New Roman" w:hAnsi="Times New Roman"/>
+          <w:b w:val="0"/>
+          <w:i w:val="0"/>
+          <w:sz w:val="24"/>
+          <w:u w:val="none"/>
+        </w:rPr>
+        <w:t xml:space="preserve">Năm tốt nghiệp: </w:t>
+      </w:r>
+      <w:r>
+        <w:rPr>
+          <w:rFonts w:ascii="Times New Roman" w:hAnsi="Times New Roman"/>
+          <w:rFonts w:ascii="Times New Roman" w:hAnsi="Times New Roman"/>
+          <w:b w:val="0"/>
+          <w:i w:val="0"/>
+          <w:sz w:val="24"/>
+          <w:u w:val="single"/>
+        </w:rPr>
+        <w:t>{{nam_tot_nghiep}}</w:t>
+      </w:r>
+    </w:p>
+    <w:p>
+      <w:pPr>
+        <w:spacing w:before="0" w:after="120"/>
+        <w:jc w:val="left"/>
+      </w:pPr>
+    </w:p>
+    <w:p>
+      <w:pPr>
+        <w:spacing w:after="120"/>
+      </w:pPr>
+      <w:r>
+        <w:rPr>
+          <w:rFonts w:ascii="Times New Roman" w:hAnsi="Times New Roman"/>
+          <w:rFonts w:ascii="Times New Roman" w:hAnsi="Times New Roman"/>
+          <w:b w:val="0"/>
+          <w:i w:val="0"/>
+          <w:sz w:val="24"/>
+          <w:u w:val="none"/>
+        </w:rPr>
+        <w:t>Tôi cam đoan những thông tin kê khai trên đây là đúng sự thật. Kính đề nghị Quý cơ quan xem xét, giải quyết.</w:t>
+      </w:r>
+    </w:p>
+    <w:p>
+      <w:pPr>
+        <w:spacing w:before="0" w:after="120"/>
+        <w:jc w:val="left"/>
+      </w:pPr>
+    </w:p>
     <w:tbl>
       <w:tblPr>
         <w:tblStyle w:val="TableGrid"/>
@@ -35,360 +511,147 @@
         <w:tblLook w:firstColumn="1" w:firstRow="1" w:lastColumn="0" w:lastRow="0" w:noHBand="0" w:noVBand="1" w:val="04A0"/>
       </w:tblPr>
       <w:tblGrid>
-        <w:gridCol w:w="3969"/>
-        <w:gridCol w:w="5669"/>
+        <w:gridCol w:w="4702"/>
+        <w:gridCol w:w="4702"/>
       </w:tblGrid>
       <w:tr>
         <w:tc>
           <w:tcPr>
             <w:tcW w:type="dxa" w:w="4702"/>
+            <w:tcBorders>
+              <w:top w:val="none"/>
+              <w:bottom w:val="none"/>
+              <w:left w:val="none"/>
+              <w:right w:val="none"/>
+            </w:tcBorders>
           </w:tcPr>
-          <w:p>
-            <w:r>
-              <w:rPr>
-                <w:b/>
-              </w:rPr>
-              <w:t>Thông tin</w:t>
-            </w:r>
-          </w:p>
+          <w:p/>
         </w:tc>
         <w:tc>
           <w:tcPr>
             <w:tcW w:type="dxa" w:w="4702"/>
+            <w:tcBorders>
+              <w:top w:val="none"/>
+              <w:bottom w:val="none"/>
+              <w:left w:val="none"/>
+              <w:right w:val="none"/>
+            </w:tcBorders>
           </w:tcPr>
           <w:p>
+            <w:pPr>
+              <w:jc w:val="center"/>
+            </w:pPr>
             <w:r>
               <w:rPr>
-                <w:b/>
+                <w:rFonts w:ascii="Times New Roman" w:hAnsi="Times New Roman"/>
+                <w:rFonts w:ascii="Times New Roman" w:hAnsi="Times New Roman"/>
+                <w:b w:val="0"/>
+                <w:i/>
+                <w:sz w:val="24"/>
+                <w:u w:val="none"/>
               </w:rPr>
-              <w:t>Giá trị (điền vào)</w:t>
+              <w:t>{{dia_diem}}, ngày {{ngay}} tháng {{thang}} năm {{nam}}</w:t>
             </w:r>
           </w:p>
-        </w:tc>
-      </w:tr>
-      <w:tr>
-        <w:tc>
-          <w:tcPr>
-            <w:tcW w:type="dxa" w:w="3969"/>
-          </w:tcPr>
           <w:p>
+            <w:pPr>
+              <w:jc w:val="center"/>
+            </w:pPr>
             <w:r>
-              <w:t>Họ và tên</w:t>
+              <w:rPr>
+                <w:rFonts w:ascii="Times New Roman" w:hAnsi="Times New Roman"/>
+                <w:rFonts w:ascii="Times New Roman" w:hAnsi="Times New Roman"/>
+                <w:b/>
+                <w:i w:val="0"/>
+                <w:sz w:val="24"/>
+                <w:u w:val="none"/>
+              </w:rPr>
+              <w:t>Người làm đơn</w:t>
             </w:r>
           </w:p>
-        </w:tc>
-        <w:tc>
-          <w:tcPr>
-            <w:tcW w:type="dxa" w:w="5669"/>
-          </w:tcPr>
           <w:p>
+            <w:pPr>
+              <w:jc w:val="center"/>
+            </w:pPr>
             <w:r>
+              <w:rPr>
+                <w:rFonts w:ascii="Times New Roman" w:hAnsi="Times New Roman"/>
+                <w:rFonts w:ascii="Times New Roman" w:hAnsi="Times New Roman"/>
+                <w:b w:val="0"/>
+                <w:i/>
+                <w:sz w:val="24"/>
+                <w:u w:val="none"/>
+              </w:rPr>
+              <w:t>(Ký, ghi rõ họ tên)</w:t>
+            </w:r>
+          </w:p>
+          <w:p>
+            <w:pPr>
+              <w:jc w:val="center"/>
+            </w:pPr>
+            <w:r>
+              <w:rPr>
+                <w:rFonts w:ascii="Times New Roman" w:hAnsi="Times New Roman"/>
+                <w:rFonts w:ascii="Times New Roman" w:hAnsi="Times New Roman"/>
+                <w:b w:val="0"/>
+                <w:i w:val="0"/>
+                <w:sz w:val="24"/>
+                <w:u w:val="none"/>
+              </w:rPr>
+            </w:r>
+          </w:p>
+          <w:p>
+            <w:pPr>
+              <w:jc w:val="center"/>
+            </w:pPr>
+            <w:r>
+              <w:rPr>
+                <w:rFonts w:ascii="Times New Roman" w:hAnsi="Times New Roman"/>
+                <w:rFonts w:ascii="Times New Roman" w:hAnsi="Times New Roman"/>
+                <w:b w:val="0"/>
+                <w:i w:val="0"/>
+                <w:sz w:val="24"/>
+                <w:u w:val="none"/>
+              </w:rPr>
+            </w:r>
+          </w:p>
+          <w:p>
+            <w:pPr>
+              <w:jc w:val="center"/>
+            </w:pPr>
+            <w:r>
+              <w:rPr>
+                <w:rFonts w:ascii="Times New Roman" w:hAnsi="Times New Roman"/>
+                <w:rFonts w:ascii="Times New Roman" w:hAnsi="Times New Roman"/>
+                <w:b w:val="0"/>
+                <w:i w:val="0"/>
+                <w:sz w:val="24"/>
+                <w:u w:val="none"/>
+              </w:rPr>
+            </w:r>
+          </w:p>
+          <w:p>
+            <w:pPr>
+              <w:jc w:val="center"/>
+            </w:pPr>
+            <w:r>
+              <w:rPr>
+                <w:rFonts w:ascii="Times New Roman" w:hAnsi="Times New Roman"/>
+                <w:rFonts w:ascii="Times New Roman" w:hAnsi="Times New Roman"/>
+                <w:b/>
+                <w:i w:val="0"/>
+                <w:sz w:val="24"/>
+                <w:u w:val="none"/>
+              </w:rPr>
               <w:t>{{ho_ten}}</w:t>
             </w:r>
           </w:p>
         </w:tc>
       </w:tr>
-      <w:tr>
-        <w:tc>
-          <w:tcPr>
-            <w:tcW w:type="dxa" w:w="3969"/>
-          </w:tcPr>
-          <w:p>
-            <w:r>
-              <w:t>Ngày tháng năm sinh</w:t>
-            </w:r>
-          </w:p>
-        </w:tc>
-        <w:tc>
-          <w:tcPr>
-            <w:tcW w:type="dxa" w:w="5669"/>
-          </w:tcPr>
-          <w:p>
-            <w:r>
-              <w:t>{{ngay_sinh}}</w:t>
-            </w:r>
-          </w:p>
-        </w:tc>
-      </w:tr>
-      <w:tr>
-        <w:tc>
-          <w:tcPr>
-            <w:tcW w:type="dxa" w:w="3969"/>
-          </w:tcPr>
-          <w:p>
-            <w:r>
-              <w:t>Giới tính</w:t>
-            </w:r>
-          </w:p>
-        </w:tc>
-        <w:tc>
-          <w:tcPr>
-            <w:tcW w:type="dxa" w:w="5669"/>
-          </w:tcPr>
-          <w:p>
-            <w:r>
-              <w:t>{{gioi_tinh}}</w:t>
-            </w:r>
-          </w:p>
-        </w:tc>
-      </w:tr>
-      <w:tr>
-        <w:tc>
-          <w:tcPr>
-            <w:tcW w:type="dxa" w:w="3969"/>
-          </w:tcPr>
-          <w:p>
-            <w:r>
-              <w:t>Quốc tịch</w:t>
-            </w:r>
-          </w:p>
-        </w:tc>
-        <w:tc>
-          <w:tcPr>
-            <w:tcW w:type="dxa" w:w="5669"/>
-          </w:tcPr>
-          <w:p>
-            <w:r>
-              <w:t>{{quoc_tich}}</w:t>
-            </w:r>
-          </w:p>
-        </w:tc>
-      </w:tr>
-      <w:tr>
-        <w:tc>
-          <w:tcPr>
-            <w:tcW w:type="dxa" w:w="3969"/>
-          </w:tcPr>
-          <w:p>
-            <w:r>
-              <w:t>Số CCCD/Hộ chiếu</w:t>
-            </w:r>
-          </w:p>
-        </w:tc>
-        <w:tc>
-          <w:tcPr>
-            <w:tcW w:type="dxa" w:w="5669"/>
-          </w:tcPr>
-          <w:p>
-            <w:r>
-              <w:t>{{cccd_ho_chieu}}</w:t>
-            </w:r>
-          </w:p>
-        </w:tc>
-      </w:tr>
-      <w:tr>
-        <w:tc>
-          <w:tcPr>
-            <w:tcW w:type="dxa" w:w="3969"/>
-          </w:tcPr>
-          <w:p>
-            <w:r>
-              <w:t>Địa chỉ liên lạc</w:t>
-            </w:r>
-          </w:p>
-        </w:tc>
-        <w:tc>
-          <w:tcPr>
-            <w:tcW w:type="dxa" w:w="5669"/>
-          </w:tcPr>
-          <w:p>
-            <w:r>
-              <w:t>{{dia_chi_lien_lac}}</w:t>
-            </w:r>
-          </w:p>
-        </w:tc>
-      </w:tr>
-      <w:tr>
-        <w:tc>
-          <w:tcPr>
-            <w:tcW w:type="dxa" w:w="3969"/>
-          </w:tcPr>
-          <w:p>
-            <w:r>
-              <w:t>Số điện thoại</w:t>
-            </w:r>
-          </w:p>
-        </w:tc>
-        <w:tc>
-          <w:tcPr>
-            <w:tcW w:type="dxa" w:w="5669"/>
-          </w:tcPr>
-          <w:p>
-            <w:r>
-              <w:t>{{so_dien_thoai}}</w:t>
-            </w:r>
-          </w:p>
-        </w:tc>
-      </w:tr>
-      <w:tr>
-        <w:tc>
-          <w:tcPr>
-            <w:tcW w:type="dxa" w:w="3969"/>
-          </w:tcPr>
-          <w:p>
-            <w:r>
-              <w:t>Email</w:t>
-            </w:r>
-          </w:p>
-        </w:tc>
-        <w:tc>
-          <w:tcPr>
-            <w:tcW w:type="dxa" w:w="5669"/>
-          </w:tcPr>
-          <w:p>
-            <w:r>
-              <w:t>{{email}}</w:t>
-            </w:r>
-          </w:p>
-        </w:tc>
-      </w:tr>
-      <w:tr>
-        <w:tc>
-          <w:tcPr>
-            <w:tcW w:type="dxa" w:w="3969"/>
-          </w:tcPr>
-          <w:p>
-            <w:r>
-              <w:t>Tên văn bằng đề nghị công nhận</w:t>
-            </w:r>
-          </w:p>
-        </w:tc>
-        <w:tc>
-          <w:tcPr>
-            <w:tcW w:type="dxa" w:w="5669"/>
-          </w:tcPr>
-          <w:p>
-            <w:r>
-              <w:t>{{ten_van_bang}}</w:t>
-            </w:r>
-          </w:p>
-        </w:tc>
-      </w:tr>
-      <w:tr>
-        <w:tc>
-          <w:tcPr>
-            <w:tcW w:type="dxa" w:w="3969"/>
-          </w:tcPr>
-          <w:p>
-            <w:r>
-              <w:t>Ngành/Chuyên ngành</w:t>
-            </w:r>
-          </w:p>
-        </w:tc>
-        <w:tc>
-          <w:tcPr>
-            <w:tcW w:type="dxa" w:w="5669"/>
-          </w:tcPr>
-          <w:p>
-            <w:r>
-              <w:t>{{nganh_chuyen_nganh}}</w:t>
-            </w:r>
-          </w:p>
-        </w:tc>
-      </w:tr>
-      <w:tr>
-        <w:tc>
-          <w:tcPr>
-            <w:tcW w:type="dxa" w:w="3969"/>
-          </w:tcPr>
-          <w:p>
-            <w:r>
-              <w:t>Tên trường cấp văn bằng</w:t>
-            </w:r>
-          </w:p>
-        </w:tc>
-        <w:tc>
-          <w:tcPr>
-            <w:tcW w:type="dxa" w:w="5669"/>
-          </w:tcPr>
-          <w:p>
-            <w:r>
-              <w:t>{{ten_truong}}</w:t>
-            </w:r>
-          </w:p>
-        </w:tc>
-      </w:tr>
-      <w:tr>
-        <w:tc>
-          <w:tcPr>
-            <w:tcW w:type="dxa" w:w="3969"/>
-          </w:tcPr>
-          <w:p>
-            <w:r>
-              <w:t>Nước cấp văn bằng</w:t>
-            </w:r>
-          </w:p>
-        </w:tc>
-        <w:tc>
-          <w:tcPr>
-            <w:tcW w:type="dxa" w:w="5669"/>
-          </w:tcPr>
-          <w:p>
-            <w:r>
-              <w:t>{{nuoc_cap}}</w:t>
-            </w:r>
-          </w:p>
-        </w:tc>
-      </w:tr>
-      <w:tr>
-        <w:tc>
-          <w:tcPr>
-            <w:tcW w:type="dxa" w:w="3969"/>
-          </w:tcPr>
-          <w:p>
-            <w:r>
-              <w:t>Năm tốt nghiệp</w:t>
-            </w:r>
-          </w:p>
-        </w:tc>
-        <w:tc>
-          <w:tcPr>
-            <w:tcW w:type="dxa" w:w="5669"/>
-          </w:tcPr>
-          <w:p>
-            <w:r>
-              <w:t>{{nam_tot_nghiep}}</w:t>
-            </w:r>
-          </w:p>
-        </w:tc>
-      </w:tr>
-      <w:tr>
-        <w:tc>
-          <w:tcPr>
-            <w:tcW w:type="dxa" w:w="3969"/>
-          </w:tcPr>
-          <w:p>
-            <w:r>
-              <w:t>Ngày làm đơn</w:t>
-            </w:r>
-          </w:p>
-        </w:tc>
-        <w:tc>
-          <w:tcPr>
-            <w:tcW w:type="dxa" w:w="5669"/>
-          </w:tcPr>
-          <w:p>
-            <w:r>
-              <w:t>{{ngay_lam_don}}</w:t>
-            </w:r>
-          </w:p>
-        </w:tc>
-      </w:tr>
     </w:tbl>
-    <w:p/>
-    <w:p>
-      <w:pPr>
-        <w:jc w:val="right"/>
-      </w:pPr>
-      <w:r>
-        <w:t>Người khai</w:t>
-        <w:br/>
-        <w:t>(Ký, ghi rõ họ tên)</w:t>
-      </w:r>
-    </w:p>
     <w:sectPr>
       <w:pgSz w:w="12240" w:h="15840"/>
-      <w:pgMar w:top="1134" w:right="1134" w:bottom="1134" w:left="1701" w:header="720" w:footer="720" w:gutter="0"/>
+      <w:pgMar w:top="1417" w:right="1134" w:bottom="1417" w:left="1701" w:header="720" w:footer="720" w:gutter="0"/>
       <w:cols w:space="720"/>
       <w:docGrid w:linePitch="360"/>
     </w:sectPr>
